--- a/paper/kampala_drainage_paperD.docx
+++ b/paper/kampala_drainage_paperD.docx
@@ -2651,13 +2651,21 @@
       </w:r>
     </w:p>
     <w:bookmarkEnd w:id="17"/>
-    <w:bookmarkStart w:id="18" w:name="references-to-complete"/>
+    <w:bookmarkStart w:id="18" w:name="references"/>
     <w:p>
       <w:pPr>
         <w:pStyle w:val="Heading1"/>
       </w:pPr>
       <w:r>
-        <w:t xml:space="preserve">References (to complete)</w:t>
+        <w:t xml:space="preserve">References</w:t>
+      </w:r>
+    </w:p>
+    <w:p>
+      <w:pPr>
+        <w:pStyle w:val="FirstParagraph"/>
+      </w:pPr>
+      <w:r>
+        <w:t xml:space="preserve">Items marked † were found through search, or are grey literature not yet opened; verify them before submission.</w:t>
       </w:r>
     </w:p>
     <w:p>
@@ -2669,7 +2677,7 @@
         </w:numPr>
       </w:pPr>
       <w:r>
-        <w:t xml:space="preserve">Isunju, J.B., Orach, C.G., Kemp, J. (2016). Hazards and vulnerabilities among informal wetland communities in Kampala, Uganda.</w:t>
+        <w:t xml:space="preserve">Isunju, J. B., Orach, C. G. and Kemp, J. (2016). Hazards and vulnerabilities among informal wetland communities in Kampala, Uganda.</w:t>
       </w:r>
       <w:r>
         <w:t xml:space="preserve"> </w:t>
@@ -2685,7 +2693,7 @@
         <w:t xml:space="preserve"> </w:t>
       </w:r>
       <w:r>
-        <w:t xml:space="preserve">28(1). doi:10.1177/0956247815613689</w:t>
+        <w:t xml:space="preserve">28(1), 275–293. doi:10.1177/0956247815613689</w:t>
       </w:r>
     </w:p>
     <w:p>
@@ -2697,7 +2705,7 @@
         </w:numPr>
       </w:pPr>
       <w:r>
-        <w:t xml:space="preserve">Bird, J., Venables, A.J. Land tenure and land-use in a developing city: a quantitative spatial model applied to Kampala, Uganda. CEPR Discussion Paper DP13563 /</w:t>
+        <w:t xml:space="preserve">Bird, J. and Venables, A. J. (2020). Land tenure and land-use in a developing city: a quantitative spatial model applied to Kampala, Uganda.</w:t>
       </w:r>
       <w:r>
         <w:t xml:space="preserve"> </w:t>
@@ -2710,7 +2718,10 @@
         <w:t xml:space="preserve">Journal of Urban Economics</w:t>
       </w:r>
       <w:r>
-        <w:t xml:space="preserve">.</w:t>
+        <w:t xml:space="preserve"> </w:t>
+      </w:r>
+      <w:r>
+        <w:t xml:space="preserve">119, 103268. doi:10.1016/j.jue.2020.103268</w:t>
       </w:r>
     </w:p>
     <w:p>
@@ -2722,7 +2733,23 @@
         </w:numPr>
       </w:pPr>
       <w:r>
-        <w:t xml:space="preserve">Muinde, K. (2013). Land tenure and informal land access in Kampala. MSc thesis, ITC, University of Twente.</w:t>
+        <w:t xml:space="preserve">Goodfellow, T. (2013). Planning and development regulation amid rapid urban growth: explaining divergent trajectories in Africa.</w:t>
+      </w:r>
+      <w:r>
+        <w:t xml:space="preserve"> </w:t>
+      </w:r>
+      <w:r>
+        <w:rPr>
+          <w:i/>
+          <w:iCs/>
+        </w:rPr>
+        <w:t xml:space="preserve">Geoforum</w:t>
+      </w:r>
+      <w:r>
+        <w:t xml:space="preserve"> </w:t>
+      </w:r>
+      <w:r>
+        <w:t xml:space="preserve">48, 83–93. doi:10.1016/j.geoforum.2013.04.007</w:t>
       </w:r>
     </w:p>
     <w:p>
@@ -2734,7 +2761,23 @@
         </w:numPr>
       </w:pPr>
       <w:r>
-        <w:t xml:space="preserve">Nyakaana v. National Environment Management Authority &amp; 6 Ors. Constitutional Court of Uganda.</w:t>
+        <w:t xml:space="preserve">Lwasa, S. (2010). Adapting urban areas in Africa to climate change: the case of Kampala.</w:t>
+      </w:r>
+      <w:r>
+        <w:t xml:space="preserve"> </w:t>
+      </w:r>
+      <w:r>
+        <w:rPr>
+          <w:i/>
+          <w:iCs/>
+        </w:rPr>
+        <w:t xml:space="preserve">Current Opinion in Environmental Sustainability</w:t>
+      </w:r>
+      <w:r>
+        <w:t xml:space="preserve"> </w:t>
+      </w:r>
+      <w:r>
+        <w:t xml:space="preserve">2(3), 166–171. doi:10.1016/j.cosust.2010.06.009</w:t>
       </w:r>
     </w:p>
     <w:p>
@@ -2746,7 +2789,23 @@
         </w:numPr>
       </w:pPr>
       <w:r>
-        <w:t xml:space="preserve">Government of Uganda. Constitution (1995), Article 237; Land Act 1998; National Environment Act 2019; National Environment (Wetlands, River Banks and Lake Shores Management) Regulations.</w:t>
+        <w:t xml:space="preserve">Douglas, I., Alam, K., Maghenda, M., Mcdonnell, Y., McLean, L. and Campbell, J. (2008). Unjust waters: climate change, flooding and the urban poor in Africa.</w:t>
+      </w:r>
+      <w:r>
+        <w:t xml:space="preserve"> </w:t>
+      </w:r>
+      <w:r>
+        <w:rPr>
+          <w:i/>
+          <w:iCs/>
+        </w:rPr>
+        <w:t xml:space="preserve">Environment and Urbanization</w:t>
+      </w:r>
+      <w:r>
+        <w:t xml:space="preserve"> </w:t>
+      </w:r>
+      <w:r>
+        <w:t xml:space="preserve">20(1), 187–205. doi:10.1177/0956247808089156</w:t>
       </w:r>
     </w:p>
     <w:p>
@@ -2758,7 +2817,7 @@
         </w:numPr>
       </w:pPr>
       <w:r>
-        <w:t xml:space="preserve">KCCA (2024). Kampala moves to protect wetlands as loss reaches alarming levels.</w:t>
+        <w:t xml:space="preserve">Arinabo, D. (2024). Understanding the evolving nature of urban flood risks in sub-Saharan Africa: the case of Kampala City, Uganda. IntechOpen.</w:t>
       </w:r>
     </w:p>
     <w:p>
@@ -2770,7 +2829,7 @@
         </w:numPr>
       </w:pPr>
       <w:r>
-        <w:t xml:space="preserve">Understanding the Evolving Nature of Urban Flood Risks in Sub-Saharan Africa: The Case of Kampala City, Uganda. IntechOpen chapter.</w:t>
+        <w:t xml:space="preserve">† Amooti Godfrey Nyakaana v. National Environment Management Authority and others. Constitutional Court of Uganda (2009); Supreme Court of Uganda, Constitutional Appeal (2015). Summary at UNEP LEAP national case law.</w:t>
       </w:r>
     </w:p>
     <w:p>
@@ -2782,7 +2841,7 @@
         </w:numPr>
       </w:pPr>
       <w:r>
-        <w:t xml:space="preserve">Daily Monitor (2023). Govt to cancel 20,000 land titles in wetlands.</w:t>
+        <w:t xml:space="preserve">Government of Uganda. Constitution of the Republic of Uganda (1995), Article 237; Land Act, Cap. 227 (1998); National Environment Act (2019); National Environment (Wetlands, River Banks and Lake Shores Management) Regulations, S.I. No. 3 of 2000.</w:t>
       </w:r>
     </w:p>
     <w:p>
@@ -2794,7 +2853,187 @@
         </w:numPr>
       </w:pPr>
       <w:r>
-        <w:t xml:space="preserve">JRC GHSL R2023A; Microsoft Global ML Building Footprints; Copernicus GLO-30 DEM; OpenStreetMap.</w:t>
+        <w:t xml:space="preserve">† Muinde, K. (2013). Land tenure and informal land access in Kampala. MSc thesis, Faculty ITC, University of Twente.</w:t>
+      </w:r>
+    </w:p>
+    <w:p>
+      <w:pPr>
+        <w:pStyle w:val="Compact"/>
+        <w:numPr>
+          <w:ilvl w:val="0"/>
+          <w:numId w:val="1007"/>
+        </w:numPr>
+      </w:pPr>
+      <w:r>
+        <w:t xml:space="preserve">† KCCA (2024). Kampala moves to protect wetlands as loss reaches alarming levels. KCCA news release.</w:t>
+      </w:r>
+    </w:p>
+    <w:p>
+      <w:pPr>
+        <w:pStyle w:val="Compact"/>
+        <w:numPr>
+          <w:ilvl w:val="0"/>
+          <w:numId w:val="1007"/>
+        </w:numPr>
+      </w:pPr>
+      <w:r>
+        <w:t xml:space="preserve">† Daily Monitor (2023). Govt to cancel 20,000 land titles in wetlands.</w:t>
+      </w:r>
+    </w:p>
+    <w:p>
+      <w:pPr>
+        <w:pStyle w:val="Compact"/>
+        <w:numPr>
+          <w:ilvl w:val="0"/>
+          <w:numId w:val="1007"/>
+        </w:numPr>
+      </w:pPr>
+      <w:r>
+        <w:t xml:space="preserve">Rentschler, J., Avner, P., Marconcini, M., Su, R., Strano, E., Vousdoukas, M. and Hallegatte, S. (2023). Global evidence of rapid urban growth in flood zones since 1985.</w:t>
+      </w:r>
+      <w:r>
+        <w:t xml:space="preserve"> </w:t>
+      </w:r>
+      <w:r>
+        <w:rPr>
+          <w:i/>
+          <w:iCs/>
+        </w:rPr>
+        <w:t xml:space="preserve">Nature</w:t>
+      </w:r>
+      <w:r>
+        <w:t xml:space="preserve"> </w:t>
+      </w:r>
+      <w:r>
+        <w:t xml:space="preserve">622, 87–92. doi:10.1038/s41586-023-06468-9</w:t>
+      </w:r>
+    </w:p>
+    <w:p>
+      <w:pPr>
+        <w:pStyle w:val="Compact"/>
+        <w:numPr>
+          <w:ilvl w:val="0"/>
+          <w:numId w:val="1007"/>
+        </w:numPr>
+      </w:pPr>
+      <w:r>
+        <w:t xml:space="preserve">Tellman, B. et al. (2021). Satellite imaging reveals increased proportion of population exposed to floods.</w:t>
+      </w:r>
+      <w:r>
+        <w:t xml:space="preserve"> </w:t>
+      </w:r>
+      <w:r>
+        <w:rPr>
+          <w:i/>
+          <w:iCs/>
+        </w:rPr>
+        <w:t xml:space="preserve">Nature</w:t>
+      </w:r>
+      <w:r>
+        <w:t xml:space="preserve"> </w:t>
+      </w:r>
+      <w:r>
+        <w:t xml:space="preserve">596, 80–86. doi:10.1038/s41586-021-03695-w</w:t>
+      </w:r>
+    </w:p>
+    <w:p>
+      <w:pPr>
+        <w:pStyle w:val="Compact"/>
+        <w:numPr>
+          <w:ilvl w:val="0"/>
+          <w:numId w:val="1007"/>
+        </w:numPr>
+      </w:pPr>
+      <w:r>
+        <w:t xml:space="preserve">Pesaresi, M. and Politis, P. (2023). GHS-BUILT-S R2023A: GHS built-up surface grid, 1975–2030. European Commission, Joint Research Centre.</w:t>
+      </w:r>
+    </w:p>
+    <w:p>
+      <w:pPr>
+        <w:pStyle w:val="Compact"/>
+        <w:numPr>
+          <w:ilvl w:val="0"/>
+          <w:numId w:val="1007"/>
+        </w:numPr>
+      </w:pPr>
+      <w:r>
+        <w:t xml:space="preserve">Schiavina, M., Freire, S., Carioli, A. and MacManus, K. (2023). GHS-POP R2023A: GHS population grid, 1975–2030. European Commission, Joint Research Centre.</w:t>
+      </w:r>
+    </w:p>
+    <w:p>
+      <w:pPr>
+        <w:pStyle w:val="Compact"/>
+        <w:numPr>
+          <w:ilvl w:val="0"/>
+          <w:numId w:val="1007"/>
+        </w:numPr>
+      </w:pPr>
+      <w:r>
+        <w:t xml:space="preserve">Microsoft (2023). Global ML Building Footprints. github.com/microsoft/GlobalMLBuildingFootprints</w:t>
+      </w:r>
+    </w:p>
+    <w:p>
+      <w:pPr>
+        <w:pStyle w:val="Compact"/>
+        <w:numPr>
+          <w:ilvl w:val="0"/>
+          <w:numId w:val="1007"/>
+        </w:numPr>
+      </w:pPr>
+      <w:r>
+        <w:t xml:space="preserve">European Space Agency (2021). Copernicus DEM GLO-30. doi:10.5270/ESA-c5d3d65</w:t>
+      </w:r>
+    </w:p>
+    <w:p>
+      <w:pPr>
+        <w:pStyle w:val="Compact"/>
+        <w:numPr>
+          <w:ilvl w:val="0"/>
+          <w:numId w:val="1007"/>
+        </w:numPr>
+      </w:pPr>
+      <w:r>
+        <w:t xml:space="preserve">Nobre, A. D., Cuartas, L. A., Hodnett, M., Rennó, C. D., Rodrigues, G., Silveira, A., Waterloo, M. and Saleska, S. (2011). Height Above the Nearest Drainage – a hydrologically relevant new terrain model.</w:t>
+      </w:r>
+      <w:r>
+        <w:t xml:space="preserve"> </w:t>
+      </w:r>
+      <w:r>
+        <w:rPr>
+          <w:i/>
+          <w:iCs/>
+        </w:rPr>
+        <w:t xml:space="preserve">Journal of Hydrology</w:t>
+      </w:r>
+      <w:r>
+        <w:t xml:space="preserve"> </w:t>
+      </w:r>
+      <w:r>
+        <w:t xml:space="preserve">404, 13–29. doi:10.1016/j.jhydrol.2011.03.051</w:t>
+      </w:r>
+    </w:p>
+    <w:p>
+      <w:pPr>
+        <w:pStyle w:val="Compact"/>
+        <w:numPr>
+          <w:ilvl w:val="0"/>
+          <w:numId w:val="1007"/>
+        </w:numPr>
+      </w:pPr>
+      <w:r>
+        <w:t xml:space="preserve">OpenStreetMap contributors. OpenStreetMap. openstreetmap.org (data under ODbL).</w:t>
+      </w:r>
+    </w:p>
+    <w:p>
+      <w:pPr>
+        <w:pStyle w:val="Compact"/>
+        <w:numPr>
+          <w:ilvl w:val="0"/>
+          <w:numId w:val="1007"/>
+        </w:numPr>
+      </w:pPr>
+      <w:r>
+        <w:t xml:space="preserve">Companion papers of this programme: A, 1, 7.</w:t>
       </w:r>
     </w:p>
     <w:bookmarkEnd w:id="18"/>
@@ -3145,7 +3384,34 @@
     <w:abstractNumId w:val="991"/>
   </w:num>
   <w:num w:numId="1007">
-    <w:abstractNumId w:val="991"/>
+    <w:abstractNumId w:val="99411"/>
+    <w:lvlOverride w:ilvl="0">
+      <w:startOverride w:val="1"/>
+    </w:lvlOverride>
+    <w:lvlOverride w:ilvl="1">
+      <w:startOverride w:val="1"/>
+    </w:lvlOverride>
+    <w:lvlOverride w:ilvl="2">
+      <w:startOverride w:val="1"/>
+    </w:lvlOverride>
+    <w:lvlOverride w:ilvl="3">
+      <w:startOverride w:val="1"/>
+    </w:lvlOverride>
+    <w:lvlOverride w:ilvl="4">
+      <w:startOverride w:val="1"/>
+    </w:lvlOverride>
+    <w:lvlOverride w:ilvl="5">
+      <w:startOverride w:val="1"/>
+    </w:lvlOverride>
+    <w:lvlOverride w:ilvl="6">
+      <w:startOverride w:val="1"/>
+    </w:lvlOverride>
+    <w:lvlOverride w:ilvl="7">
+      <w:startOverride w:val="1"/>
+    </w:lvlOverride>
+    <w:lvlOverride w:ilvl="8">
+      <w:startOverride w:val="1"/>
+    </w:lvlOverride>
   </w:num>
 </w:numbering>
 </file>
